--- a/操作系统课程设计任务书2026-0601.docx
+++ b/操作系统课程设计任务书2026-0601.docx
@@ -423,6 +423,7 @@
     <w:p>
       <w:pPr>
         <w:numPr>
+          <w:ilvl w:val="0"/>
           <w:numId w:val="0"/>
         </w:numPr>
         <w:bidi w:val="0"/>
@@ -440,6 +441,7 @@
     <w:p>
       <w:pPr>
         <w:numPr>
+          <w:ilvl w:val="0"/>
           <w:numId w:val="0"/>
         </w:numPr>
         <w:bidi w:val="0"/>
@@ -956,8 +958,6 @@
         </w:rPr>
         <w:t>compact – 执行内存紧缩，合并相邻空闲分区</w:t>
       </w:r>
-      <w:bookmarkStart w:id="0" w:name="_GoBack"/>
-      <w:bookmarkEnd w:id="0"/>
     </w:p>
     <w:p>
       <w:pPr>
@@ -1029,10 +1029,17 @@
       </w:pPr>
       <w:r>
         <w:rPr>
-          <w:rFonts w:hint="default" w:ascii="Times New Roman" w:hAnsi="Times New Roman" w:cs="Times New Roman"/>
+          <w:rFonts w:hint="eastAsia" w:ascii="Times New Roman" w:hAnsi="Times New Roman" w:cs="Times New Roman"/>
           <w:lang w:val="en-US" w:eastAsia="zh-CN"/>
         </w:rPr>
-        <w:t>2.</w:t>
+        <w:t>3</w:t>
+      </w:r>
+      <w:r>
+        <w:rPr>
+          <w:rFonts w:hint="default" w:ascii="Times New Roman" w:hAnsi="Times New Roman" w:cs="Times New Roman"/>
+          <w:lang w:val="en-US" w:eastAsia="zh-CN"/>
+        </w:rPr>
+        <w:t>.</w:t>
       </w:r>
       <w:r>
         <w:rPr>
@@ -1121,10 +1128,17 @@
       </w:pPr>
       <w:r>
         <w:rPr>
-          <w:rFonts w:hint="default" w:ascii="Times New Roman" w:hAnsi="Times New Roman" w:cs="Times New Roman"/>
+          <w:rFonts w:hint="eastAsia" w:ascii="Times New Roman" w:hAnsi="Times New Roman" w:cs="Times New Roman"/>
           <w:lang w:val="en-US" w:eastAsia="zh-CN"/>
         </w:rPr>
-        <w:t>3.</w:t>
+        <w:t>4</w:t>
+      </w:r>
+      <w:r>
+        <w:rPr>
+          <w:rFonts w:hint="default" w:ascii="Times New Roman" w:hAnsi="Times New Roman" w:cs="Times New Roman"/>
+          <w:lang w:val="en-US" w:eastAsia="zh-CN"/>
+        </w:rPr>
+        <w:t>.</w:t>
       </w:r>
       <w:r>
         <w:rPr>
@@ -1263,12 +1277,23 @@
       </w:pPr>
       <w:r>
         <w:rPr>
-          <w:rFonts w:hint="default" w:ascii="Times New Roman" w:hAnsi="Times New Roman" w:cs="Times New Roman"/>
+          <w:rFonts w:hint="eastAsia" w:ascii="Times New Roman" w:hAnsi="Times New Roman" w:cs="Times New Roman"/>
           <w:sz w:val="24"/>
           <w:szCs w:val="22"/>
           <w:lang w:val="en-US" w:eastAsia="zh-CN"/>
         </w:rPr>
-        <w:t>4.</w:t>
+        <w:t>5</w:t>
+      </w:r>
+      <w:bookmarkStart w:id="0" w:name="_GoBack"/>
+      <w:bookmarkEnd w:id="0"/>
+      <w:r>
+        <w:rPr>
+          <w:rFonts w:hint="default" w:ascii="Times New Roman" w:hAnsi="Times New Roman" w:cs="Times New Roman"/>
+          <w:sz w:val="24"/>
+          <w:szCs w:val="22"/>
+          <w:lang w:val="en-US" w:eastAsia="zh-CN"/>
+        </w:rPr>
+        <w:t>.</w:t>
       </w:r>
       <w:r>
         <w:rPr>
@@ -2493,7 +2518,7 @@
     <w:lsdException w:qFormat="1" w:unhideWhenUsed="0" w:uiPriority="0" w:semiHidden="0" w:name="Normal"/>
     <w:lsdException w:qFormat="1" w:unhideWhenUsed="0" w:uiPriority="9" w:semiHidden="0" w:name="heading 1"/>
     <w:lsdException w:uiPriority="99" w:semiHidden="0" w:name="heading 2"/>
-    <w:lsdException w:uiPriority="99" w:semiHidden="0" w:name="heading 3"/>
+    <w:lsdException w:qFormat="1" w:uiPriority="99" w:semiHidden="0" w:name="heading 3"/>
     <w:lsdException w:uiPriority="99" w:name="heading 4"/>
     <w:lsdException w:uiPriority="99" w:name="heading 5"/>
     <w:lsdException w:uiPriority="99" w:name="heading 6"/>
@@ -2800,6 +2825,7 @@
     <w:basedOn w:val="1"/>
     <w:next w:val="1"/>
     <w:unhideWhenUsed/>
+    <w:qFormat/>
     <w:uiPriority w:val="99"/>
     <w:pPr>
       <w:keepNext/>
